--- a/local_doc_change/stress_corpus/docs/eng_oakmeridian_066.docx
+++ b/local_doc_change/stress_corpus/docs/eng_oakmeridian_066.docx
@@ -925,7 +925,7 @@
     </w:p>
     <w:p>
       <w:r>
-        <w:t>Metrics for this area are reported quarterly and reviewed by the data steward. Any incident affecting the data warehouse is triaged by the privacy office within the stated window. Access to the document store is granted on a encrypted basis and revoked when no longer required. All requests must be approved and approved by the finance controller before they take effect. Owners must keep the document store aligned with the thresholds described in this section. The process is tested on a rolling basis to verify that controls operate as intended. Metrics for this area are reported every business day and reviewed by the privacy office.</w:t>
+        <w:t>The mandatory security re-attestation window is 27 days from the date of assignment. Metrics for this area are reported quarterly and reviewed by the data steward. Any incident affecting the data warehouse is triaged by the privacy office within the stated window. Access to the document store is granted on a encrypted basis and revoked when no longer required. All requests must be approved and approved by the finance controller before they take effect. Owners must keep the document store aligned with the thresholds described in this section. The process is tested on a rolling basis to verify that controls operate as intended. Metrics for this area are reported every business day and reviewed by the privacy office.</w:t>
       </w:r>
     </w:p>
     <w:p>
@@ -948,22 +948,17 @@
     </w:p>
     <w:p>
       <w:r>
-        <w:t>Release cadence (part 2) is managed according to the rules described below. Access to the production cluster is granted on a automated basis and revoked when no longer required. Every change is recorded in the production cluster so that actions remain attributable. Where this policy conflicts with a contractual obligation, the stricter requirement applies. All requests must be encrypted and approved by the legal team before they take effect.</w:t>
-      </w:r>
-    </w:p>
-    <w:p>
-      <w:r>
-        <w:t>Every change is recorded in the VPN gateway so that actions remain attributable. Every change is recorded in the monitoring stack so that actions remain attributable. Where this policy conflicts with a contractual obligation, the stricter requirement applies. Every change is recorded in the data warehouse so that actions remain attributable. Staff are expected to follow this procedure without deviation unless the IT desk grants a waiver.</w:t>
-      </w:r>
-    </w:p>
-    <w:p>
-      <w:r>
-        <w:t>The process is tested every two weeks to verify that controls operate as intended. Exceptions require written sign-off from the privacy office and are logged for audit. Any incident affecting the billing platform is triaged by the data steward within the stated window. The process is tested monthly to verify that controls operate as intended.</w:t>
-      </w:r>
-    </w:p>
-    <w:p>
-      <w:r>
-        <w:t>Exceptions require written sign-off from the finance controller and are logged for audit. Access to the monitoring stack is granted on a automated basis and revoked when no longer required. Metrics for this area are reported every two weeks and reviewed by the security team. Every change is recorded in the backup vault so that actions remain attributable. Where this policy conflicts with a contractual obligation, the stricter requirement applies. Where this policy conflicts with a contractual obligation, the stricter requirement applies.</w:t>
+        <w:t>This part of the document covers release cadence (part 2) and the controls around it. Training on this topic is delivered quarterly and tracked to completion. Metrics for this area are reported every business day and reviewed by the on-call engineer. Where this policy conflicts with a contractual obligation, the stricter requirement applies. All requests must be encrypted and approved by the legal team before they take effect. Exceptions require written sign-off from the on-call engineer and are logged for audit.</w:t>
+      </w:r>
+    </w:p>
+    <w:p>
+      <w:r>
+        <w:t>Owners must keep the CI pipeline aligned with the thresholds described in this section. Access to the ticketing system is granted on a reviewed basis and revoked when no longer required. The data warehouse is reviewed every business day to confirm it meets the current standard. Every change is recorded in the monitoring stack so that actions remain attributable. All requests must be automated and approved by the compliance officer before they take effect. Exceptions require written sign-off from the privacy office and are logged for audit. Any incident affecting the billing platform is triaged by the data steward within the stated window.</w:t>
+      </w:r>
+    </w:p>
+    <w:p>
+      <w:r>
+        <w:t>Non-compliance may result in escalation to the privacy office and corrective action. Staff are expected to follow this procedure without deviation unless the finance controller grants a waiver. Owners must keep the monitoring stack aligned with the thresholds described in this section. Metrics for this area are reported every two weeks and reviewed by the security team. Every change is recorded in the backup vault so that actions remain attributable. Where this policy conflicts with a contractual obligation, the stricter requirement applies. Where this policy conflicts with a contractual obligation, the stricter requirement applies.</w:t>
       </w:r>
     </w:p>
     <w:p>

--- a/local_doc_change/stress_corpus/docs/eng_oakmeridian_066.docx
+++ b/local_doc_change/stress_corpus/docs/eng_oakmeridian_066.docx
@@ -12,6 +12,47 @@
     </w:p>
     <w:p>
       <w:r>
+        <w:drawing>
+          <wp:inline xmlns:a="http://schemas.openxmlformats.org/drawingml/2006/main" xmlns:pic="http://schemas.openxmlformats.org/drawingml/2006/picture">
+            <wp:extent cx="4114800" cy="2571750"/>
+            <wp:docPr id="1" name="Picture 1"/>
+            <wp:cNvGraphicFramePr>
+              <a:graphicFrameLocks noChangeAspect="1"/>
+            </wp:cNvGraphicFramePr>
+            <a:graphic>
+              <a:graphicData uri="http://schemas.openxmlformats.org/drawingml/2006/picture">
+                <pic:pic>
+                  <pic:nvPicPr>
+                    <pic:cNvPr id="0" name="diagram_2.png"/>
+                    <pic:cNvPicPr/>
+                  </pic:nvPicPr>
+                  <pic:blipFill>
+                    <a:blip r:embed="rId9"/>
+                    <a:stretch>
+                      <a:fillRect/>
+                    </a:stretch>
+                  </pic:blipFill>
+                  <pic:spPr>
+                    <a:xfrm>
+                      <a:off x="0" y="0"/>
+                      <a:ext cx="4114800" cy="2571750"/>
+                    </a:xfrm>
+                    <a:prstGeom prst="rect"/>
+                  </pic:spPr>
+                </pic:pic>
+              </a:graphicData>
+            </a:graphic>
+          </wp:inline>
+        </w:drawing>
+      </w:r>
+    </w:p>
+    <w:p>
+      <w:r>
+        <w:t>Figure 3. Data lifecycle and retention diagram.</w:t>
+      </w:r>
+    </w:p>
+    <w:p>
+      <w:r>
         <w:t>This document is the official engineering handbook for Oakmeridian. The process is tested on a rolling basis to verify that controls operate as intended. Non-compliance may result in escalation to the support lead and corrective action. The process is tested quarterly to verify that controls operate as intended. All requests must be least-privilege and approved by the IT desk before they take effect.</w:t>
       </w:r>
     </w:p>
@@ -20,70 +61,211 @@
         <w:pStyle w:val="Heading1"/>
       </w:pPr>
       <w:r>
-        <w:t>Source Control</w:t>
-      </w:r>
-    </w:p>
-    <w:p>
-      <w:r>
-        <w:t>Teams handling source control must comply with the requirements that follow. The CI pipeline is reviewed monthly to confirm it meets the current standard. All requests must be auditable and approved by a department head before they take effect. Owners must keep the ticketing system aligned with the thresholds described in this section. Exceptions require written sign-off from the privacy office and are logged for audit.</w:t>
-      </w:r>
-    </w:p>
-    <w:p>
-      <w:r>
-        <w:t>The process is tested twice a year to verify that controls operate as intended. Non-compliance may result in escalation to the on-call engineer and corrective action. Any incident affecting the production cluster is triaged by the platform team within the stated window. Non-compliance may result in escalation to the product manager and corrective action.</w:t>
-      </w:r>
-    </w:p>
-    <w:p>
-      <w:r>
-        <w:t>Supporting runbooks are maintained alongside this document and kept monitored. Every change is recorded in the ticketing system so that actions remain attributable. All requests must be compliant and approved by the support lead before they take effect. Owners must keep the customer portal aligned with the thresholds described in this section. The process is tested on a rolling basis to verify that controls operate as intended.</w:t>
-      </w:r>
-    </w:p>
-    <w:p>
-      <w:r>
-        <w:t>Every change is recorded in the CI pipeline so that actions remain attributable. The CI pipeline is reviewed annually to confirm it meets the current standard. Owners must keep the backup vault aligned with the thresholds described in this section. The identity provider is reviewed monthly to confirm it meets the current standard. Any incident affecting the billing platform is triaged by the privacy office within the stated window.</w:t>
-      </w:r>
-    </w:p>
-    <w:p>
-      <w:r>
-        <w:t>Records related to this section are kept approved and made available to the compliance officer on request. Records related to this section are kept approved and made available to the IT desk on request. Metrics for this area are reported annually and reviewed by the IT desk. All requests must be least-privilege and approved by the privacy office before they take effect. Any incident affecting the backup vault is triaged by the data steward within the stated window.</w:t>
-      </w:r>
-    </w:p>
-    <w:p>
-      <w:r>
-        <w:t>Metrics for this area are reported monthly and reviewed by the platform team. The backup vault is reviewed quarterly to confirm it meets the current standard. Metrics for this area are reported annually and reviewed by the privacy office. Every change is recorded in the data warehouse so that actions remain attributable. Supporting runbooks are maintained alongside this document and kept least-privilege.</w:t>
-      </w:r>
-    </w:p>
-    <w:p>
-      <w:r>
-        <w:t>Any incident affecting the ticketing system is triaged by the on-call engineer within the stated window. Owners must keep the artifact registry aligned with the thresholds described in this section. Non-compliance may result in escalation to the finance controller and corrective action. The monitoring stack is reviewed annually to confirm it meets the current standard.</w:t>
-      </w:r>
-    </w:p>
-    <w:p>
-      <w:r>
-        <w:t>The document store is reviewed monthly to confirm it meets the current standard. The process is tested on a rolling basis to verify that controls operate as intended. Metrics for this area are reported each sprint and reviewed by the data steward. Supporting runbooks are maintained alongside this document and kept least-privilege. Records related to this section are kept auditable and made available to the finance controller on request. Training on this topic is delivered monthly and tracked to completion.</w:t>
-      </w:r>
-    </w:p>
+        <w:t>Key Operational Parameters</w:t>
+      </w:r>
+    </w:p>
+    <w:tbl>
+      <w:tblPr>
+        <w:tblStyle w:val="LightGrid"/>
+        <w:tblW w:type="auto" w:w="0"/>
+        <w:tblLook w:firstColumn="1" w:firstRow="1" w:lastColumn="0" w:lastRow="0" w:noHBand="0" w:noVBand="1" w:val="04A0"/>
+      </w:tblPr>
+      <w:tblGrid>
+        <w:gridCol w:w="4320"/>
+        <w:gridCol w:w="4320"/>
+      </w:tblGrid>
+      <w:tr>
+        <w:tc>
+          <w:tcPr>
+            <w:tcW w:type="dxa" w:w="4320"/>
+          </w:tcPr>
+          <w:p>
+            <w:r>
+              <w:t>Parameter</w:t>
+            </w:r>
+          </w:p>
+        </w:tc>
+        <w:tc>
+          <w:tcPr>
+            <w:tcW w:type="dxa" w:w="4320"/>
+          </w:tcPr>
+          <w:p>
+            <w:r>
+              <w:t>Value</w:t>
+            </w:r>
+          </w:p>
+        </w:tc>
+      </w:tr>
+      <w:tr>
+        <w:tc>
+          <w:tcPr>
+            <w:tcW w:type="dxa" w:w="4320"/>
+          </w:tcPr>
+          <w:p>
+            <w:r>
+              <w:t>Concurrent request budget</w:t>
+            </w:r>
+          </w:p>
+        </w:tc>
+        <w:tc>
+          <w:tcPr>
+            <w:tcW w:type="dxa" w:w="4320"/>
+          </w:tcPr>
+          <w:p>
+            <w:r>
+              <w:t>20 requests</w:t>
+            </w:r>
+          </w:p>
+        </w:tc>
+      </w:tr>
+      <w:tr>
+        <w:tc>
+          <w:tcPr>
+            <w:tcW w:type="dxa" w:w="4320"/>
+          </w:tcPr>
+          <w:p>
+            <w:r>
+              <w:t>Target response time</w:t>
+            </w:r>
+          </w:p>
+        </w:tc>
+        <w:tc>
+          <w:tcPr>
+            <w:tcW w:type="dxa" w:w="4320"/>
+          </w:tcPr>
+          <w:p>
+            <w:r>
+              <w:t>4 hours</w:t>
+            </w:r>
+          </w:p>
+        </w:tc>
+      </w:tr>
+      <w:tr>
+        <w:tc>
+          <w:tcPr>
+            <w:tcW w:type="dxa" w:w="4320"/>
+          </w:tcPr>
+          <w:p>
+            <w:r>
+              <w:t>Escalation tiers</w:t>
+            </w:r>
+          </w:p>
+        </w:tc>
+        <w:tc>
+          <w:tcPr>
+            <w:tcW w:type="dxa" w:w="4320"/>
+          </w:tcPr>
+          <w:p>
+            <w:r>
+              <w:t>5 tiers</w:t>
+            </w:r>
+          </w:p>
+        </w:tc>
+      </w:tr>
+      <w:tr>
+        <w:tc>
+          <w:tcPr>
+            <w:tcW w:type="dxa" w:w="4320"/>
+          </w:tcPr>
+          <w:p>
+            <w:r>
+              <w:t>Records retention baseline</w:t>
+            </w:r>
+          </w:p>
+        </w:tc>
+        <w:tc>
+          <w:tcPr>
+            <w:tcW w:type="dxa" w:w="4320"/>
+          </w:tcPr>
+          <w:p>
+            <w:r>
+              <w:t>12 months</w:t>
+            </w:r>
+          </w:p>
+        </w:tc>
+      </w:tr>
+      <w:tr>
+        <w:tc>
+          <w:tcPr>
+            <w:tcW w:type="dxa" w:w="4320"/>
+          </w:tcPr>
+          <w:p>
+            <w:r>
+              <w:t>Maximum batch size</w:t>
+            </w:r>
+          </w:p>
+        </w:tc>
+        <w:tc>
+          <w:tcPr>
+            <w:tcW w:type="dxa" w:w="4320"/>
+          </w:tcPr>
+          <w:p>
+            <w:r>
+              <w:t>100 records</w:t>
+            </w:r>
+          </w:p>
+        </w:tc>
+      </w:tr>
+    </w:tbl>
     <w:p>
       <w:pPr>
         <w:pStyle w:val="Heading1"/>
       </w:pPr>
       <w:r>
+        <w:t>Source Control</w:t>
+      </w:r>
+    </w:p>
+    <w:p>
+      <w:r>
+        <w:t>Responsibilities and limits for source control are set out in this section. Training on this topic is delivered each sprint and tracked to completion. Exceptions require written sign-off from the legal team and are logged for audit. Metrics for this area are reported annually and reviewed by a department head. Owners must keep the artifact registry aligned with the thresholds described in this section.</w:t>
+      </w:r>
+    </w:p>
+    <w:p>
+      <w:r>
+        <w:t>Records related to this section are kept reviewed and made available to the security team on request. Supporting runbooks are maintained alongside this document and kept auditable. Training on this topic is delivered every two weeks and tracked to completion. Metrics for this area are reported monthly and reviewed by the product manager.</w:t>
+      </w:r>
+    </w:p>
+    <w:p>
+      <w:r>
+        <w:t>Training on this topic is delivered each sprint and tracked to completion. Supporting runbooks are maintained alongside this document and kept monitored. Access to the data warehouse is granted on a documented basis and revoked when no longer required. Supporting runbooks are maintained alongside this document and kept encrypted. Owners must keep the backup vault aligned with the thresholds described in this section.</w:t>
+      </w:r>
+    </w:p>
+    <w:p>
+      <w:r>
+        <w:t>All requests must be monitored and approved by the data steward before they take effect. Non-compliance may result in escalation to the finance controller and corrective action. The customer portal is reviewed every two weeks to confirm it meets the current standard. Records related to this section are kept approved and made available to the IT desk on request.</w:t>
+      </w:r>
+    </w:p>
+    <w:p>
+      <w:r>
+        <w:t>Access to the data warehouse is granted on a approved basis and revoked when no longer required. The process is tested each sprint to verify that controls operate as intended. Where this policy conflicts with a contractual obligation, the stricter requirement applies. Every change is recorded in the billing platform so that actions remain attributable. All requests must be reviewed and approved by the people operations team before they take effect.</w:t>
+      </w:r>
+    </w:p>
+    <w:p>
+      <w:r>
+        <w:t>The process is tested monthly to verify that controls operate as intended. Supporting runbooks are maintained alongside this document and kept least-privilege. The process is tested on a rolling basis to verify that controls operate as intended. The process is tested every two weeks to verify that controls operate as intended. Staff are expected to follow this procedure without deviation unless the support lead grants a waiver.</w:t>
+      </w:r>
+    </w:p>
+    <w:p>
+      <w:r>
+        <w:t>Access to the identity provider is granted on a reviewed basis and revoked when no longer required. Metrics for this area are reported annually and reviewed by the security team. Staff are expected to follow this procedure without deviation unless the people operations team grants a waiver. The process is tested on a rolling basis to verify that controls operate as intended. Metrics for this area are reported each sprint and reviewed by the data steward. Supporting runbooks are maintained alongside this document and kept least-privilege. Records related to this section are kept auditable and made available to the finance controller on request.</w:t>
+      </w:r>
+    </w:p>
+    <w:p>
+      <w:r>
+        <w:t>Non-compliance may result in escalation to the data steward and corrective action. Exceptions require written sign-off from the platform team and are logged for audit. Every change is recorded in the monitoring stack so that actions remain attributable. Exceptions require written sign-off from the support lead and are logged for audit. The artifact registry is reviewed every two weeks to confirm it meets the current standard. Access to the data warehouse is granted on a least-privilege basis and revoked when no longer required. Every change is recorded in the data warehouse so that actions remain attributable.</w:t>
+      </w:r>
+    </w:p>
+    <w:p>
+      <w:pPr>
+        <w:pStyle w:val="Heading1"/>
+      </w:pPr>
+      <w:r>
         <w:t>Code Review</w:t>
       </w:r>
     </w:p>
     <w:p>
       <w:r>
-        <w:t>This part of the document covers code review and the controls around it. Metrics for this area are reported annually and reviewed by the platform team. Every change is recorded in the monitoring stack so that actions remain attributable. Exceptions require written sign-off from the support lead and are logged for audit.</w:t>
-      </w:r>
-    </w:p>
-    <w:p>
-      <w:r>
-        <w:t>Owners must keep the artifact registry aligned with the thresholds described in this section. Metrics for this area are reported quarterly and reviewed by the product manager. Every change is recorded in the data warehouse so that actions remain attributable. Access to the monitoring stack is granted on a standardized basis and revoked when no longer required.</w:t>
-      </w:r>
-    </w:p>
-    <w:p>
-      <w:r>
-        <w:t>Staff are expected to follow this procedure without deviation unless the product manager grants a waiver. Owners must keep the backup vault aligned with the thresholds described in this section. Supporting runbooks are maintained alongside this document and kept documented. Supporting runbooks are maintained alongside this document and kept monitored.</w:t>
+        <w:t>Code review follows the practices outlined here and is reviewed regularly. Staff are expected to follow this procedure without deviation unless a direct manager grants a waiver. Owners must keep the VPN gateway aligned with the thresholds described in this section. Metrics for this area are reported annually and reviewed by the people operations team. Any incident affecting the identity provider is triaged by the platform team within the stated window.</w:t>
       </w:r>
     </w:p>
     <w:p>
